--- a/app/utilidades/_templates/Convocatoria_Estudiantes.docx
+++ b/app/utilidades/_templates/Convocatoria_Estudiantes.docx
@@ -1233,9 +1233,6 @@
                 <w:szCs w:val="20"/>
               </w:rPr>
             </w:pPr>
-            <w:r>
-              <w:t>{{#estudiantes}}</w:t>
-            </w:r>
           </w:p>
         </w:tc>
         <w:tc>
@@ -1283,7 +1280,7 @@
               </w:rPr>
             </w:pPr>
             <w:r>
-              <w:t>{{.}}</w:t>
+              <w:t>{{nombre}}</w:t>
             </w:r>
           </w:p>
         </w:tc>
@@ -1303,9 +1300,6 @@
                 <w:szCs w:val="20"/>
               </w:rPr>
             </w:pPr>
-            <w:r>
-              <w:t>{{/estudiantes}}</w:t>
-            </w:r>
           </w:p>
         </w:tc>
       </w:tr>
@@ -1754,9 +1748,6 @@
                 <w:szCs w:val="20"/>
               </w:rPr>
             </w:pPr>
-            <w:r>
-              <w:t>{{#estudiantes}}</w:t>
-            </w:r>
           </w:p>
         </w:tc>
         <w:tc>
@@ -1806,7 +1797,7 @@
               </w:rPr>
             </w:pPr>
             <w:r>
-              <w:t>{{.}}</w:t>
+              <w:t>{{nombre}}</w:t>
             </w:r>
           </w:p>
         </w:tc>
@@ -1827,9 +1818,6 @@
                 <w:szCs w:val="20"/>
               </w:rPr>
             </w:pPr>
-            <w:r>
-              <w:t>{{/estudiantes}}</w:t>
-            </w:r>
           </w:p>
         </w:tc>
       </w:tr>

--- a/app/utilidades/_templates/Convocatoria_Estudiantes.docx
+++ b/app/utilidades/_templates/Convocatoria_Estudiantes.docx
@@ -1233,6 +1233,9 @@
                 <w:szCs w:val="20"/>
               </w:rPr>
             </w:pPr>
+            <w:r>
+              <w:t>{{#estudiantes}}</w:t>
+            </w:r>
           </w:p>
         </w:tc>
         <w:tc>
@@ -1300,6 +1303,9 @@
                 <w:szCs w:val="20"/>
               </w:rPr>
             </w:pPr>
+            <w:r>
+              <w:t>{{/estudiantes}}</w:t>
+            </w:r>
           </w:p>
         </w:tc>
       </w:tr>
@@ -1748,6 +1754,9 @@
                 <w:szCs w:val="20"/>
               </w:rPr>
             </w:pPr>
+            <w:r>
+              <w:t>{{#estudiantes}}</w:t>
+            </w:r>
           </w:p>
         </w:tc>
         <w:tc>
@@ -1818,6 +1827,9 @@
                 <w:szCs w:val="20"/>
               </w:rPr>
             </w:pPr>
+            <w:r>
+              <w:t>{{/estudiantes}}</w:t>
+            </w:r>
           </w:p>
         </w:tc>
       </w:tr>
